--- a/Flowfiy_Marketing_Growth_Plan.docx
+++ b/Flowfiy_Marketing_Growth_Plan.docx
@@ -81,7 +81,7 @@
           <w:sz w:val="28"/>
           <w:szCs w:val="28"/>
         </w:rPr>
-        <w:t xml:space="preserve">The AI Outbound Platform That Doesn't Tax Your API</w:t>
+        <w:t>The AI Outbound Platform — Managed AI or Bring Your Own Key</w:t>
       </w:r>
     </w:p>
     <w:p>
@@ -131,7 +131,7 @@
           <w:sz w:val="22"/>
           <w:szCs w:val="22"/>
         </w:rPr>
-        <w:t xml:space="preserve">Flowfiy is a Claude-powered AI outbound sales operating system built for the global B2B market. Agencies, consultants, SaaS founders, and SDR teams use Flowfiy to research leads, qualify prospects, and generate hyper-personalized email copy -- all through a 5-agent AI pipeline orchestrated on their own Anthropic API key (BYOK).</w:t>
+        <w:t xml:space="preserve">Flowfiy is a Claude-powered AI outbound sales operating system built for the global B2B market. Agencies, consultants, SaaS founders, and SDR teams use Flowfiy to research leads, qualify prospects, and generate hyper-personalized email copy -- all through a 5-agent AI pipeline orchestrated on their Flowfiy-managed Anthropic API (Managed AI).</w:t>
       </w:r>
     </w:p>
     <w:p>
@@ -152,7 +152,7 @@
           <w:sz w:val="22"/>
           <w:szCs w:val="22"/>
         </w:rPr>
-        <w:t xml:space="preserve">Unlike competitors that absorb API costs, Flowfiy's BYOK model achieves ~95% gross margin from day one. With infrastructure costs under $50/month and a $49-$249/month pricing ladder, Flowfiy reaches profitability with fewer than 20 paying subscribers.</w:t>
+        <w:t>Unlike competitors that absorb API costs, Flowfiy's managed AI model achieves ~85-95% gross margin on BYOK plans; ~65-75% on Central API plans (Flowfiy absorbs Claude cost). With infrastructure costs under $50/month and a $49-$299/month pricing ladder, Flowfiy reaches profitability with fewer than 20 paying subscribers.</w:t>
       </w:r>
     </w:p>
     <w:p>
@@ -399,7 +399,7 @@
           <w:sz w:val="22"/>
           <w:szCs w:val="22"/>
         </w:rPr>
-        <w:t xml:space="preserve">Willingness to pay: $99-$249/month (Growth/Agency tier)</w:t>
+        <w:t>Willingness to pay: $99-$299/month (Growth/Agency tier)</w:t>
       </w:r>
     </w:p>
     <w:p>
@@ -514,7 +514,7 @@
           <w:sz w:val="22"/>
           <w:szCs w:val="22"/>
         </w:rPr>
-        <w:t xml:space="preserve">Willingness to pay: $49-$99/month (Starter/Growth tier)</w:t>
+        <w:t>Willingness to pay: $49-$119/month (Starter/Growth tier)</w:t>
       </w:r>
     </w:p>
     <w:p>
@@ -1056,7 +1056,7 @@
                 <w:sz w:val="20"/>
                 <w:szCs w:val="20"/>
               </w:rPr>
-              <w:t xml:space="preserve">BYOK Model</w:t>
+              <w:t>AI Mode</w:t>
             </w:r>
           </w:p>
         </w:tc>
@@ -1090,7 +1090,7 @@
                 <w:sz w:val="20"/>
                 <w:szCs w:val="20"/>
               </w:rPr>
-              <w:t xml:space="preserve">Yes (~0 COGS)</w:t>
+              <w:t>Central API (managed) or BYOK</w:t>
             </w:r>
           </w:p>
         </w:tc>
@@ -1259,7 +1259,7 @@
                 <w:sz w:val="20"/>
                 <w:szCs w:val="20"/>
               </w:rPr>
-              <w:t xml:space="preserve">$49/mo</w:t>
+              <w:t>$0 (FREE) / $20 (INDIE) / $49 (STARTER)</w:t>
             </w:r>
           </w:p>
         </w:tc>
@@ -1428,7 +1428,7 @@
                 <w:sz w:val="20"/>
                 <w:szCs w:val="20"/>
               </w:rPr>
-              <w:t xml:space="preserve">~95%+</w:t>
+              <w:t>~90% BYOK / ~68% Central</w:t>
             </w:r>
           </w:p>
         </w:tc>
@@ -2115,7 +2115,7 @@
           <w:sz w:val="22"/>
           <w:szCs w:val="22"/>
         </w:rPr>
-        <w:t xml:space="preserve">Free tier as PLG funnel: 50 lifetime generations drives organic sign-up; upgrade triggered at limit</w:t>
+        <w:t>Free tier as PLG funnel: 100 lead generations per month drives organic sign-up; upgrade triggered at limit</w:t>
       </w:r>
     </w:p>
     <w:p>
@@ -2495,7 +2495,7 @@
           <w:sz w:val="22"/>
           <w:szCs w:val="22"/>
         </w:rPr>
-        <w:t xml:space="preserve">Thought Leadership: AI+Sales future, BYOK SaaS economics, GTM strategy</w:t>
+        <w:t xml:space="preserve">Thought Leadership: AI+Sales future, Managed AI SaaS economics, GTM strategy</w:t>
       </w:r>
     </w:p>
     <w:p>
@@ -2592,7 +2592,7 @@
           <w:sz w:val="22"/>
           <w:szCs w:val="22"/>
         </w:rPr>
-        <w:t xml:space="preserve">SEO Blog: 4 articles/month. Keywords: clay alternative, ai cold email, BYOK sales automation.</w:t>
+        <w:t xml:space="preserve">SEO Blog: 4 articles/month. Keywords: clay alternative, ai cold email, Managed AI sales automation.</w:t>
       </w:r>
     </w:p>
     <w:p>
@@ -2635,7 +2635,7 @@
           <w:sz w:val="22"/>
           <w:szCs w:val="22"/>
         </w:rPr>
-        <w:t xml:space="preserve">Free: $0 -- 50 lifetime generations, 1 seat. PLG hook.</w:t>
+        <w:t>Free: $0 -- 100 lead generations per month, 1 seat. PLG hook.</w:t>
       </w:r>
     </w:p>
     <w:p>
@@ -2653,7 +2653,7 @@
           <w:sz w:val="22"/>
           <w:szCs w:val="22"/>
         </w:rPr>
-        <w:t xml:space="preserve">Starter: $49/month -- 500 generations/month, 1 seat.</w:t>
+        <w:t>Starter: $49/month — 2,500 leads/month, 1 seat. Central API or BYOK.</w:t>
       </w:r>
     </w:p>
     <w:p>
@@ -2671,7 +2671,7 @@
           <w:sz w:val="22"/>
           <w:szCs w:val="22"/>
         </w:rPr>
-        <w:t xml:space="preserve">Growth: $99/month -- 2,000 generations/month, 5 seats.</w:t>
+        <w:t>Growth: $119/month — 7,500 leads/month, 5 seats. Central API or BYOK.</w:t>
       </w:r>
     </w:p>
     <w:p>
@@ -2689,7 +2689,7 @@
           <w:sz w:val="22"/>
           <w:szCs w:val="22"/>
         </w:rPr>
-        <w:t xml:space="preserve">Agency: $249/month -- Unlimited generations, 20 seats.</w:t>
+        <w:t>Agency: $299/month — Unlimited leads/month, 20 seats. Central API or BYOK.</w:t>
       </w:r>
     </w:p>
     <w:p>
@@ -2712,7 +2712,7 @@
           <w:sz w:val="22"/>
           <w:szCs w:val="22"/>
         </w:rPr>
-        <w:t xml:space="preserve">Break-even: 15 Starter subscribers covers all infra. ~95% gross margin from day one.</w:t>
+        <w:t>Break-even: 15 Starter subscribers covers all infra. ~85-95% gross margin on BYOK plans; ~65-75% on Central API plans (Flowfiy absorbs Claude cost).</w:t>
       </w:r>
     </w:p>
     <w:p>
@@ -2816,7 +2816,7 @@
                 <w:sz w:val="20"/>
                 <w:szCs w:val="20"/>
               </w:rPr>
-              <w:t xml:space="preserve">Month</w:t>
+              <w:t>Month</w:t>
             </w:r>
           </w:p>
         </w:tc>
@@ -2851,7 +2851,7 @@
                 <w:sz w:val="20"/>
                 <w:szCs w:val="20"/>
               </w:rPr>
-              <w:t xml:space="preserve">Starter</w:t>
+              <w:t>Starter ($49)</w:t>
             </w:r>
           </w:p>
         </w:tc>
@@ -2886,7 +2886,7 @@
                 <w:sz w:val="20"/>
                 <w:szCs w:val="20"/>
               </w:rPr>
-              <w:t xml:space="preserve">Growth</w:t>
+              <w:t>Growth ($119)</w:t>
             </w:r>
           </w:p>
         </w:tc>
@@ -2921,7 +2921,7 @@
                 <w:sz w:val="20"/>
                 <w:szCs w:val="20"/>
               </w:rPr>
-              <w:t xml:space="preserve">Agency</w:t>
+              <w:t>Agency ($299)</w:t>
             </w:r>
           </w:p>
         </w:tc>
@@ -6784,7 +6784,7 @@
           <w:sz w:val="22"/>
           <w:szCs w:val="22"/>
         </w:rPr>
-        <w:t xml:space="preserve">ARPU (blended): ~$75/month (Starter 60%, Growth 30%, Agency 10%)</w:t>
+        <w:t>ARPU (blended): ~$100/month (Indie 10%, Starter 40%, Growth 35%, Agency 15%)</w:t>
       </w:r>
     </w:p>
     <w:p>
@@ -6802,7 +6802,7 @@
           <w:sz w:val="22"/>
           <w:szCs w:val="22"/>
         </w:rPr>
-        <w:t xml:space="preserve">Gross Margin: ~95% (BYOK eliminates Claude cost; ~$0.002 infra per generation)</w:t>
+        <w:t>Gross Margin: ~90% on BYOK plans; ~68% on Central API plans (Flowfiy absorbs Claude cost; ~$0.002 infra per generation)</w:t>
       </w:r>
     </w:p>
     <w:p>
@@ -6838,7 +6838,7 @@
           <w:sz w:val="22"/>
           <w:szCs w:val="22"/>
         </w:rPr>
-        <w:t xml:space="preserve">LTV (24-month, 3% churn): ~$2,500</w:t>
+        <w:t>LTV (24-month, 3% churn): ~$3,200 at blended $100 ARPU</w:t>
       </w:r>
     </w:p>
     <w:p>
@@ -6892,7 +6892,7 @@
           <w:sz w:val="22"/>
           <w:szCs w:val="22"/>
         </w:rPr>
-        <w:t xml:space="preserve">Break-even: 15 Starter subscribers ($735/mo &gt; $50 infra)</w:t>
+        <w:t>Break-even: 12 Starter subscribers ($588/mo &gt; $50 infra)</w:t>
       </w:r>
     </w:p>
     <w:p>
@@ -8160,7 +8160,7 @@
           <w:sz w:val="22"/>
           <w:szCs w:val="22"/>
         </w:rPr>
-        <w:t xml:space="preserve">Clay adds BYOK: Compete on price ($49 vs $149 floor) and ease of onboarding.</w:t>
+        <w:t xml:space="preserve">Clay adds Managed AI: Compete on price ($49 vs $149 floor) and ease of onboarding.</w:t>
       </w:r>
     </w:p>
     <w:p>
